--- a/Transition_Team_Making_Appointments.docx
+++ b/Transition_Team_Making_Appointments.docx
@@ -2,172 +2,282 @@
 <file path=word/document.xml><?xml version="1.0" encoding="utf-8"?>
 <w:document xmlns:wpc="http://schemas.microsoft.com/office/word/2010/wordprocessingCanvas" xmlns:mo="http://schemas.microsoft.com/office/mac/office/2008/main" xmlns:mc="http://schemas.openxmlformats.org/markup-compatibility/2006" xmlns:mv="urn:schemas-microsoft-com:mac:vml" xmlns:o="urn:schemas-microsoft-com:office:office" xmlns:r="http://schemas.openxmlformats.org/officeDocument/2006/relationships" xmlns:m="http://schemas.openxmlformats.org/officeDocument/2006/math" xmlns:v="urn:schemas-microsoft-com:vml" xmlns:wp14="http://schemas.microsoft.com/office/word/2010/wordprocessingDrawing" xmlns:wp="http://schemas.openxmlformats.org/drawingml/2006/wordprocessingDrawing" xmlns:w10="urn:schemas-microsoft-com:office:word" xmlns:w="http://schemas.openxmlformats.org/wordprocessingml/2006/main" xmlns:w14="http://schemas.microsoft.com/office/word/2010/wordml" xmlns:wpg="http://schemas.microsoft.com/office/word/2010/wordprocessingGroup" xmlns:wpi="http://schemas.microsoft.com/office/word/2010/wordprocessingInk" xmlns:wne="http://schemas.microsoft.com/office/word/2006/wordml" xmlns:wps="http://schemas.microsoft.com/office/word/2010/wordprocessingShape" mc:Ignorable="w14 wp14">
   <w:body>
-    <w:p>
-      <w:pPr>
-        <w:jc w:val="center"/>
-      </w:pPr>
-      <w:r>
-        <w:rPr>
-          <w:b/>
-          <w:color w:val="D96C9F"/>
-          <w:sz w:val="40"/>
-        </w:rPr>
-        <w:t>TRANSITION TEAM ♡</w:t>
-      </w:r>
-    </w:p>
-    <w:p>
-      <w:pPr>
-        <w:jc w:val="center"/>
-      </w:pPr>
-      <w:r>
-        <w:rPr>
-          <w:b/>
-          <w:color w:val="5A2942"/>
-          <w:sz w:val="32"/>
-        </w:rPr>
-        <w:t>Making an Appointment</w:t>
-      </w:r>
-    </w:p>
-    <w:p>
-      <w:pPr>
-        <w:jc w:val="center"/>
-      </w:pPr>
-      <w:r>
-        <w:rPr>
-          <w:color w:val="787878"/>
-          <w:sz w:val="18"/>
-        </w:rPr>
-        <w:t>INDEPENDENT LIVING</w:t>
-      </w:r>
-    </w:p>
     <w:tbl>
       <w:tblPr>
         <w:tblW w:type="auto" w:w="0"/>
-        <w:tblLayout w:type="autofit"/>
+        <w:jc w:val="center"/>
         <w:tblLook w:firstColumn="1" w:firstRow="1" w:lastColumn="0" w:lastRow="0" w:noHBand="0" w:noVBand="1" w:val="04A0"/>
       </w:tblPr>
       <w:tblGrid>
-        <w:gridCol w:w="10368"/>
+        <w:gridCol w:w="5328"/>
+        <w:gridCol w:w="5328"/>
       </w:tblGrid>
       <w:tr>
         <w:tc>
           <w:tcPr>
-            <w:tcW w:type="dxa" w:w="10368"/>
-            <w:shd w:fill="FCE8F1"/>
+            <w:tcW w:type="dxa" w:w="5328"/>
+            <w:shd w:fill="0B4F9E"/>
+          </w:tcPr>
+          <w:p>
+            <w:pPr>
+              <w:jc w:val="center"/>
+            </w:pPr>
+            <w:r>
+              <w:rPr>
+                <w:color w:val="FFFFFF"/>
+                <w:sz w:val="48"/>
+              </w:rPr>
+              <w:t>📅</w:t>
+            </w:r>
+          </w:p>
+        </w:tc>
+        <w:tc>
+          <w:tcPr>
+            <w:tcW w:type="dxa" w:w="5328"/>
+            <w:shd w:fill="F7C4D8"/>
           </w:tcPr>
           <w:p>
             <w:r>
               <w:rPr>
                 <w:b/>
-                <w:color w:val="5A2942"/>
+                <w:color w:val="082F65"/>
+                <w:sz w:val="42"/>
               </w:rPr>
-              <w:t>HOW TO USE THIS ACTIVITY</w:t>
+              <w:t>Making an Appointment</w:t>
             </w:r>
           </w:p>
           <w:p>
             <w:r>
-              <w:t>• Role-play calling a doctor's office, dentist, salon, repair shop, or other service. Student practices stating what they need and recording the appointment details.</w:t>
-            </w:r>
-          </w:p>
-          <w:p>
-            <w:r>
-              <w:t>• Do not include private medical details in classroom role-play.</w:t>
+              <w:t>Independent Living • phone script, calendar, and follow-through</w:t>
             </w:r>
           </w:p>
         </w:tc>
       </w:tr>
     </w:tbl>
     <w:p/>
+    <w:tbl>
+      <w:tblPr>
+        <w:tblW w:type="auto" w:w="0"/>
+        <w:tblLook w:firstColumn="1" w:firstRow="1" w:lastColumn="0" w:lastRow="0" w:noHBand="0" w:noVBand="1" w:val="04A0"/>
+      </w:tblPr>
+      <w:tblGrid>
+        <w:gridCol w:w="10656"/>
+      </w:tblGrid>
+      <w:tr>
+        <w:tc>
+          <w:tcPr>
+            <w:tcW w:type="dxa" w:w="10656"/>
+            <w:shd w:fill="EAF2FB"/>
+          </w:tcPr>
+          <w:p>
+            <w:r>
+              <w:rPr>
+                <w:b/>
+                <w:color w:val="0B4F9E"/>
+              </w:rPr>
+              <w:t>FOR STAFF • 30-MINUTE SESSION</w:t>
+            </w:r>
+          </w:p>
+          <w:p>
+            <w:r>
+              <w:rPr>
+                <w:b/>
+              </w:rPr>
+              <w:t xml:space="preserve">Purpose: </w:t>
+            </w:r>
+            <w:r>
+              <w:t>Practice making, recording, and preparing for an appointment.</w:t>
+            </w:r>
+          </w:p>
+          <w:p>
+            <w:r>
+              <w:rPr>
+                <w:b/>
+              </w:rPr>
+              <w:t xml:space="preserve">Materials: </w:t>
+            </w:r>
+            <w:r>
+              <w:t>Packet + optional phone role-play.</w:t>
+            </w:r>
+          </w:p>
+          <w:p>
+            <w:r>
+              <w:rPr>
+                <w:b/>
+              </w:rPr>
+              <w:t xml:space="preserve">Easy flow: </w:t>
+            </w:r>
+            <w:r>
+              <w:t>5 min identify information • 10 min script • 10 min scheduling challenge • 5 min reflection.</w:t>
+            </w:r>
+          </w:p>
+        </w:tc>
+      </w:tr>
+    </w:tbl>
+    <w:p>
+      <w:pPr>
+        <w:pStyle w:val="Heading1"/>
+      </w:pPr>
+      <w:r>
+        <w:t>Before You Call</w:t>
+      </w:r>
+    </w:p>
     <w:p>
       <w:r>
-        <w:rPr>
-          <w:b/>
-          <w:color w:val="5A2942"/>
-        </w:rPr>
-        <w:t>Before calling:</w:t>
+        <w:t>☐ Know what appointment you need</w:t>
       </w:r>
+    </w:p>
+    <w:p>
       <w:r>
-        <w:t xml:space="preserve"> name, reason, available days/times, insurance/payment information if relevant, calendar.</w:t>
+        <w:t>☐ Have your calendar/schedule</w:t>
+      </w:r>
+    </w:p>
+    <w:p>
+      <w:r>
+        <w:t>☐ Have insurance/payment information if needed</w:t>
+      </w:r>
+    </w:p>
+    <w:p>
+      <w:r>
+        <w:t>☐ Know your transportation options</w:t>
+      </w:r>
+    </w:p>
+    <w:p>
+      <w:r>
+        <w:t>☐ Have something to write with</w:t>
+      </w:r>
+    </w:p>
+    <w:p>
+      <w:pPr>
+        <w:pStyle w:val="Heading2"/>
+      </w:pPr>
+      <w:r>
+        <w:t>Phone Script</w:t>
+      </w:r>
+    </w:p>
+    <w:p>
+      <w:r>
+        <w:t>“Hi, my name is __________. I need to schedule __________. What appointments do you have available?”</w:t>
+      </w:r>
+    </w:p>
+    <w:p>
+      <w:r>
+        <w:t>Before hanging up, confirm: DATE ______ TIME ______ LOCATION ______ WHAT TO BRING __________</w:t>
+      </w:r>
+    </w:p>
+    <w:p>
+      <w:r>
+        <w:br w:type="page"/>
+      </w:r>
+    </w:p>
+    <w:p>
+      <w:pPr>
+        <w:pStyle w:val="Heading1"/>
+      </w:pPr>
+      <w:r>
+        <w:t>Scheduling Challenge</w:t>
+      </w:r>
+    </w:p>
+    <w:p>
+      <w:r>
+        <w:t>You work Monday 4-8 PM, Tuesday 4-8 PM, Thursday 4-9 PM, and Saturday 12-6 PM. The office offers:</w:t>
+      </w:r>
+    </w:p>
+    <w:p>
+      <w:r>
+        <w:t>☐ Monday 3:30 PM</w:t>
+      </w:r>
+    </w:p>
+    <w:p>
+      <w:r>
+        <w:t>☐ Tuesday 10:00 AM</w:t>
+      </w:r>
+    </w:p>
+    <w:p>
+      <w:r>
+        <w:t>☐ Thursday 4:30 PM</w:t>
+      </w:r>
+    </w:p>
+    <w:p>
+      <w:r>
+        <w:t>☐ Friday 1:00 PM</w:t>
       </w:r>
     </w:p>
     <w:p>
       <w:r>
         <w:rPr>
           <w:b/>
-          <w:color w:val="5A2942"/>
         </w:rPr>
-        <w:t>Record:</w:t>
+        <w:t xml:space="preserve">Best choice: </w:t>
       </w:r>
       <w:r>
-        <w:t xml:space="preserve"> date ___ time ___ location ___ person/provider ___ what to bring ___ transportation plan ___.</w:t>
+        <w:t>___________________________________________________________________________</w:t>
       </w:r>
     </w:p>
     <w:p>
       <w:r>
         <w:rPr>
           <w:b/>
-          <w:color w:val="5A2942"/>
         </w:rPr>
-        <w:t>Role-play:</w:t>
+        <w:t xml:space="preserve">Why: </w:t>
       </w:r>
       <w:r>
-        <w:t xml:space="preserve"> reschedule an appointment politely.</w:t>
-      </w:r>
-    </w:p>
-    <w:p/>
-    <w:p>
-      <w:r>
-        <w:t>Student: ______________________________    Date: ______________</w:t>
+        <w:t>___________________________________________________________________________</w:t>
       </w:r>
     </w:p>
     <w:p>
       <w:r>
-        <w:t>Notes / Reflection:</w:t>
+        <w:rPr>
+          <w:b/>
+        </w:rPr>
+        <w:t xml:space="preserve">Transportation plan: </w:t>
+      </w:r>
+      <w:r>
+        <w:t>___________________________________________________________________________</w:t>
       </w:r>
     </w:p>
     <w:p>
       <w:r>
-        <w:t>________________________________________________________________________________</w:t>
+        <w:rPr>
+          <w:b/>
+        </w:rPr>
+        <w:t xml:space="preserve">What will I put in my calendar? </w:t>
+      </w:r>
+      <w:r>
+        <w:t>___________________________________________________________________________</w:t>
+      </w:r>
+    </w:p>
+    <w:p>
+      <w:pPr>
+        <w:pStyle w:val="Heading2"/>
+      </w:pPr>
+      <w:r>
+        <w:t>💬 Get Them Talking</w:t>
       </w:r>
     </w:p>
     <w:p>
       <w:r>
-        <w:t>________________________________________________________________________________</w:t>
+        <w:t>• What happens if you just don't show up?</w:t>
       </w:r>
     </w:p>
     <w:p>
       <w:r>
-        <w:t>________________________________________________________________________________</w:t>
+        <w:t>• When should you call to cancel?</w:t>
       </w:r>
     </w:p>
     <w:p>
       <w:r>
-        <w:t>________________________________________________________________________________</w:t>
+        <w:t>• What information should you never guess about an appointment?</w:t>
       </w:r>
     </w:p>
     <w:sectPr>
-      <w:footerReference w:type="default" r:id="rId9"/>
       <w:pgSz w:w="12240" w:h="15840"/>
-      <w:pgMar w:top="792" w:right="936" w:bottom="792" w:left="936" w:header="720" w:footer="720" w:gutter="0"/>
+      <w:pgMar w:top="648" w:right="792" w:bottom="648" w:left="792" w:header="720" w:footer="720" w:gutter="0"/>
       <w:cols w:space="720"/>
       <w:docGrid w:linePitch="360"/>
     </w:sectPr>
   </w:body>
 </w:document>
-</file>
-
-<file path=word/footer1.xml><?xml version="1.0" encoding="utf-8"?>
-<w:ftr xmlns:m="http://schemas.openxmlformats.org/officeDocument/2006/math" xmlns:mc="http://schemas.openxmlformats.org/markup-compatibility/2006" xmlns:mo="http://schemas.microsoft.com/office/mac/office/2008/main" xmlns:mv="urn:schemas-microsoft-com:mac:vml" xmlns:o="urn:schemas-microsoft-com:office:office" xmlns:r="http://schemas.openxmlformats.org/officeDocument/2006/relationships" xmlns:v="urn:schemas-microsoft-com:vml" xmlns:w10="urn:schemas-microsoft-com:office:word" xmlns:w14="http://schemas.microsoft.com/office/word/2010/wordml" xmlns:w="http://schemas.openxmlformats.org/wordprocessingml/2006/main" xmlns:wne="http://schemas.microsoft.com/office/word/2006/wordml" xmlns:wp14="http://schemas.microsoft.com/office/word/2010/wordprocessingDrawing" xmlns:wp="http://schemas.openxmlformats.org/drawingml/2006/wordprocessingDrawing" xmlns:wpc="http://schemas.microsoft.com/office/word/2010/wordprocessingCanvas" xmlns:wpg="http://schemas.microsoft.com/office/word/2010/wordprocessingGroup" xmlns:wpi="http://schemas.microsoft.com/office/word/2010/wordprocessingInk" xmlns:wps="http://schemas.microsoft.com/office/word/2010/wordprocessingShape" mc:Ignorable="w14 wp14">
-  <w:p>
-    <w:pPr>
-      <w:pStyle w:val="Footer"/>
-      <w:jc w:val="center"/>
-    </w:pPr>
-    <w:r>
-      <w:t>Transition Team ♡  •  Life Skills • Career Readiness • Independence • Opportunity</w:t>
-    </w:r>
-  </w:p>
-</w:ftr>
 </file>
 
 <file path=word/numbering.xml><?xml version="1.0" encoding="utf-8"?>
@@ -535,7 +645,7 @@
     <w:rsid w:val="00FC693F"/>
     <w:rPr>
       <w:rFonts w:ascii="Aptos" w:hAnsi="Aptos"/>
-      <w:sz w:val="21"/>
+      <w:sz w:val="22"/>
     </w:rPr>
   </w:style>
   <w:style w:type="paragraph" w:styleId="Header">
@@ -597,11 +707,11 @@
       <w:outlineLvl w:val="0"/>
     </w:pPr>
     <w:rPr>
-      <w:rFonts w:asciiTheme="majorHAnsi" w:eastAsiaTheme="majorEastAsia" w:hAnsiTheme="majorHAnsi" w:cstheme="majorBidi"/>
+      <w:rFonts w:asciiTheme="majorHAnsi" w:eastAsiaTheme="majorEastAsia" w:hAnsiTheme="majorHAnsi" w:cstheme="majorBidi" w:ascii="Aptos Display" w:hAnsi="Aptos Display"/>
       <w:b/>
       <w:bCs/>
-      <w:color w:val="365F91" w:themeColor="accent1" w:themeShade="BF"/>
-      <w:sz w:val="28"/>
+      <w:color w:val="082F65"/>
+      <w:sz w:val="36"/>
       <w:szCs w:val="28"/>
     </w:rPr>
   </w:style>
@@ -621,11 +731,11 @@
       <w:outlineLvl w:val="1"/>
     </w:pPr>
     <w:rPr>
-      <w:rFonts w:asciiTheme="majorHAnsi" w:eastAsiaTheme="majorEastAsia" w:hAnsiTheme="majorHAnsi" w:cstheme="majorBidi"/>
+      <w:rFonts w:asciiTheme="majorHAnsi" w:eastAsiaTheme="majorEastAsia" w:hAnsiTheme="majorHAnsi" w:cstheme="majorBidi" w:ascii="Aptos Display" w:hAnsi="Aptos Display"/>
       <w:b/>
       <w:bCs/>
-      <w:color w:val="4F81BD" w:themeColor="accent1"/>
-      <w:sz w:val="26"/>
+      <w:color w:val="D3152D"/>
+      <w:sz w:val="28"/>
       <w:szCs w:val="26"/>
     </w:rPr>
   </w:style>
